--- a/Firoz_Teradata_DBA.docx
+++ b/Firoz_Teradata_DBA.docx
@@ -1,6 +1,6 @@
 
 <file path=word/document.xml><?xml version="1.0" encoding="utf-8"?>
-<w:document xmlns:wpc="http://schemas.microsoft.com/office/word/2010/wordprocessingCanvas" xmlns:cx="http://schemas.microsoft.com/office/drawing/2014/chartex" xmlns:cx1="http://schemas.microsoft.com/office/drawing/2015/9/8/chartex" xmlns:cx2="http://schemas.microsoft.com/office/drawing/2015/10/21/chartex" xmlns:cx3="http://schemas.microsoft.com/office/drawing/2016/5/9/chartex" xmlns:cx4="http://schemas.microsoft.com/office/drawing/2016/5/10/chartex" xmlns:cx5="http://schemas.microsoft.com/office/drawing/2016/5/11/chartex" xmlns:cx6="http://schemas.microsoft.com/office/drawing/2016/5/12/chartex" xmlns:cx7="http://schemas.microsoft.com/office/drawing/2016/5/13/chartex" xmlns:cx8="http://schemas.microsoft.com/office/drawing/2016/5/14/chartex" xmlns:mc="http://schemas.openxmlformats.org/markup-compatibility/2006" xmlns:aink="http://schemas.microsoft.com/office/drawing/2016/ink" xmlns:am3d="http://schemas.microsoft.com/office/drawing/2017/model3d" xmlns:o="urn:schemas-microsoft-com:office:office" xmlns:oel="http://schemas.microsoft.com/office/2019/extlst" xmlns:r="http://schemas.openxmlformats.org/officeDocument/2006/relationships" xmlns:m="http://schemas.openxmlformats.org/officeDocument/2006/math" xmlns:v="urn:schemas-microsoft-com:vml" xmlns:wp14="http://schemas.microsoft.com/office/word/2010/wordprocessingDrawing" xmlns:wp="http://schemas.openxmlformats.org/drawingml/2006/wordprocessingDrawing" xmlns:w10="urn:schemas-microsoft-com:office:word" xmlns:w="http://schemas.openxmlformats.org/wordprocessingml/2006/main" xmlns:w14="http://schemas.microsoft.com/office/word/2010/wordml" xmlns:w15="http://schemas.microsoft.com/office/word/2012/wordml" xmlns:w16cei="http://schemas.microsoft.com/office/word/2026/wordml/cei" xmlns:w16cex="http://schemas.microsoft.com/office/word/2018/wordml/cex" xmlns:w16cid="http://schemas.microsoft.com/office/word/2016/wordml/cid" xmlns:w16="http://schemas.microsoft.com/office/word/2018/wordml" xmlns:w16du="http://schemas.microsoft.com/office/word/2023/wordml/word16du" xmlns:w16sdtdh="http://schemas.microsoft.com/office/word/2020/wordml/sdtdatahash" xmlns:w16sdtfl="http://schemas.microsoft.com/office/word/2024/wordml/sdtformatlock" xmlns:w16se="http://schemas.microsoft.com/office/word/2015/wordml/symex" xmlns:wpg="http://schemas.microsoft.com/office/word/2010/wordprocessingGroup" xmlns:wpi="http://schemas.microsoft.com/office/word/2010/wordprocessingInk" xmlns:wne="http://schemas.microsoft.com/office/word/2006/wordml" xmlns:wps="http://schemas.microsoft.com/office/word/2010/wordprocessingShape" mc:Ignorable="w14 w15 w16se w16cid w16 w16cex w16sdtdh w16sdtfl w16du wp14">
+<w:document xmlns:wpc="http://schemas.microsoft.com/office/word/2010/wordprocessingCanvas" xmlns:cx="http://schemas.microsoft.com/office/drawing/2014/chartex" xmlns:cx1="http://schemas.microsoft.com/office/drawing/2015/9/8/chartex" xmlns:cx2="http://schemas.microsoft.com/office/drawing/2015/10/21/chartex" xmlns:cx3="http://schemas.microsoft.com/office/drawing/2016/5/9/chartex" xmlns:cx4="http://schemas.microsoft.com/office/drawing/2016/5/10/chartex" xmlns:cx5="http://schemas.microsoft.com/office/drawing/2016/5/11/chartex" xmlns:cx6="http://schemas.microsoft.com/office/drawing/2016/5/12/chartex" xmlns:cx7="http://schemas.microsoft.com/office/drawing/2016/5/13/chartex" xmlns:cx8="http://schemas.microsoft.com/office/drawing/2016/5/14/chartex" xmlns:mc="http://schemas.openxmlformats.org/markup-compatibility/2006" xmlns:aink="http://schemas.microsoft.com/office/drawing/2016/ink" xmlns:am3d="http://schemas.microsoft.com/office/drawing/2017/model3d" xmlns:o="urn:schemas-microsoft-com:office:office" xmlns:oel="http://schemas.microsoft.com/office/2019/extlst" xmlns:r="http://schemas.openxmlformats.org/officeDocument/2006/relationships" xmlns:m="http://schemas.openxmlformats.org/officeDocument/2006/math" xmlns:v="urn:schemas-microsoft-com:vml" xmlns:wp14="http://schemas.microsoft.com/office/word/2010/wordprocessingDrawing" xmlns:wp="http://schemas.openxmlformats.org/drawingml/2006/wordprocessingDrawing" xmlns:w10="urn:schemas-microsoft-com:office:word" xmlns:w="http://schemas.openxmlformats.org/wordprocessingml/2006/main" xmlns:w14="http://schemas.microsoft.com/office/word/2010/wordml" xmlns:w15="http://schemas.microsoft.com/office/word/2012/wordml" xmlns:w16cex="http://schemas.microsoft.com/office/word/2018/wordml/cex" xmlns:w16cid="http://schemas.microsoft.com/office/word/2016/wordml/cid" xmlns:w16="http://schemas.microsoft.com/office/word/2018/wordml" xmlns:w16du="http://schemas.microsoft.com/office/word/2023/wordml/word16du" xmlns:w16sdtdh="http://schemas.microsoft.com/office/word/2020/wordml/sdtdatahash" xmlns:w16sdtfl="http://schemas.microsoft.com/office/word/2024/wordml/sdtformatlock" xmlns:w16se="http://schemas.microsoft.com/office/word/2015/wordml/symex" xmlns:wpg="http://schemas.microsoft.com/office/word/2010/wordprocessingGroup" xmlns:wpi="http://schemas.microsoft.com/office/word/2010/wordprocessingInk" xmlns:wne="http://schemas.microsoft.com/office/word/2006/wordml" xmlns:wps="http://schemas.microsoft.com/office/word/2010/wordprocessingShape" mc:Ignorable="w14 w15 w16se w16cid w16 w16cex w16sdtdh w16sdtfl w16du wp14">
   <w:body>
     <w:p>
       <w:pPr>
@@ -28,7 +28,7 @@
           <w:rFonts w:ascii="Times New Roman"/>
         </w:rPr>
         <w:sectPr>
-          <w:headerReference w:type="default" r:id="rId8"/>
+          <w:headerReference w:type="default" r:id="rId7"/>
           <w:type w:val="continuous"/>
           <w:pgSz w:w="12240" w:h="15840"/>
           <w:pgMar w:top="1620" w:right="720" w:bottom="280" w:left="720" w:header="705" w:footer="0" w:gutter="0"/>
@@ -356,6 +356,46 @@
         <w:tabs>
           <w:tab w:val="left" w:pos="616"/>
         </w:tabs>
+        <w:spacing w:line="245" w:lineRule="exact"/>
+        <w:ind w:hanging="360"/>
+        <w:rPr>
+          <w:sz w:val="20"/>
+        </w:rPr>
+      </w:pPr>
+      <w:r>
+        <w:rPr>
+          <w:color w:val="00233B"/>
+          <w:sz w:val="20"/>
+        </w:rPr>
+        <w:t>Net</w:t>
+      </w:r>
+      <w:r>
+        <w:rPr>
+          <w:color w:val="00233B"/>
+          <w:spacing w:val="20"/>
+          <w:sz w:val="20"/>
+        </w:rPr>
+        <w:t xml:space="preserve"> </w:t>
+      </w:r>
+      <w:r>
+        <w:rPr>
+          <w:color w:val="00233B"/>
+          <w:spacing w:val="-2"/>
+          <w:sz w:val="20"/>
+        </w:rPr>
+        <w:t>vault</w:t>
+      </w:r>
+    </w:p>
+    <w:p>
+      <w:pPr>
+        <w:pStyle w:val="ListParagraph"/>
+        <w:numPr>
+          <w:ilvl w:val="0"/>
+          <w:numId w:val="1"/>
+        </w:numPr>
+        <w:tabs>
+          <w:tab w:val="left" w:pos="616"/>
+        </w:tabs>
         <w:spacing w:before="0"/>
         <w:ind w:hanging="360"/>
         <w:rPr>
@@ -447,39 +487,7 @@
           <w:spacing w:val="-5"/>
           <w:sz w:val="20"/>
         </w:rPr>
-        <w:t>B</w:t>
-      </w:r>
-      <w:r>
-        <w:rPr>
-          <w:color w:val="00233B"/>
-          <w:spacing w:val="-5"/>
-          <w:sz w:val="20"/>
-        </w:rPr>
-        <w:t xml:space="preserve"> </w:t>
-      </w:r>
-      <w:r>
-        <w:rPr>
-          <w:color w:val="00233B"/>
-          <w:spacing w:val="-5"/>
-          <w:sz w:val="20"/>
-        </w:rPr>
-        <w:t>C</w:t>
-      </w:r>
-      <w:r>
-        <w:rPr>
-          <w:color w:val="00233B"/>
-          <w:spacing w:val="-5"/>
-          <w:sz w:val="20"/>
-        </w:rPr>
-        <w:t xml:space="preserve"> </w:t>
-      </w:r>
-      <w:r>
-        <w:rPr>
-          <w:color w:val="00233B"/>
-          <w:spacing w:val="-5"/>
-          <w:sz w:val="20"/>
-        </w:rPr>
-        <w:t>M</w:t>
+        <w:t>BCM</w:t>
       </w:r>
     </w:p>
     <w:p>
@@ -640,6 +648,14 @@
       <w:r>
         <w:rPr>
           <w:color w:val="00233B"/>
+          <w:spacing w:val="20"/>
+          <w:sz w:val="20"/>
+        </w:rPr>
+        <w:t xml:space="preserve"> </w:t>
+      </w:r>
+      <w:r>
+        <w:rPr>
+          <w:color w:val="00233B"/>
           <w:sz w:val="20"/>
         </w:rPr>
         <w:t>Tech</w:t>
@@ -814,31 +830,6 @@
     </w:p>
     <w:p>
       <w:pPr>
-        <w:pStyle w:val="ListParagraph"/>
-        <w:numPr>
-          <w:ilvl w:val="0"/>
-          <w:numId w:val="1"/>
-        </w:numPr>
-        <w:tabs>
-          <w:tab w:val="left" w:pos="616"/>
-        </w:tabs>
-        <w:spacing w:before="3"/>
-        <w:ind w:hanging="360"/>
-        <w:rPr>
-          <w:sz w:val="20"/>
-        </w:rPr>
-      </w:pPr>
-      <w:r>
-        <w:rPr>
-          <w:color w:val="00233B"/>
-          <w:spacing w:val="-2"/>
-          <w:sz w:val="20"/>
-        </w:rPr>
-        <w:t xml:space="preserve">Google Cloud Certified Associate Cloud Engineer </w:t>
-      </w:r>
-    </w:p>
-    <w:p>
-      <w:pPr>
         <w:pStyle w:val="Heading1"/>
         <w:spacing w:before="253"/>
       </w:pPr>
@@ -867,7 +858,7 @@
         <mc:AlternateContent>
           <mc:Choice Requires="wps">
             <w:drawing>
-              <wp:anchor distT="0" distB="0" distL="0" distR="0" simplePos="0" relativeHeight="15728640" behindDoc="0" locked="0" layoutInCell="1" allowOverlap="1" wp14:anchorId="3CEBF79B" wp14:editId="3CEBF79C">
+              <wp:anchor distT="0" distB="0" distL="0" distR="0" simplePos="0" relativeHeight="15728640" behindDoc="0" locked="0" layoutInCell="1" allowOverlap="1" wp14:anchorId="29EC024F" wp14:editId="29EC0250">
                 <wp:simplePos x="0" y="0"/>
                 <wp:positionH relativeFrom="page">
                   <wp:posOffset>2968751</wp:posOffset>
@@ -938,7 +929,7 @@
           </mc:Choice>
           <mc:Fallback>
             <w:pict>
-              <v:shape w14:anchorId="22140090" id="Graphic 3" o:spid="_x0000_s1026" style="position:absolute;margin-left:233.75pt;margin-top:-24pt;width:1pt;height:561.4pt;z-index:15728640;visibility:visible;mso-wrap-style:square;mso-wrap-distance-left:0;mso-wrap-distance-top:0;mso-wrap-distance-right:0;mso-wrap-distance-bottom:0;mso-position-horizontal:absolute;mso-position-horizontal-relative:page;mso-position-vertical:absolute;mso-position-vertical-relative:text;v-text-anchor:top" coordsize="12700,7129780" o:gfxdata="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" path="m12192,7129271r-12192,l,,12192,r,7129271xe" fillcolor="#ccd3d8" stroked="f">
+              <v:shape w14:anchorId="172A951A" id="Graphic 3" o:spid="_x0000_s1026" style="position:absolute;margin-left:233.75pt;margin-top:-24pt;width:1pt;height:561.4pt;z-index:15728640;visibility:visible;mso-wrap-style:square;mso-wrap-distance-left:0;mso-wrap-distance-top:0;mso-wrap-distance-right:0;mso-wrap-distance-bottom:0;mso-position-horizontal:absolute;mso-position-horizontal-relative:page;mso-position-vertical:absolute;mso-position-vertical-relative:text;v-text-anchor:top" coordsize="12700,7129780" o:gfxdata="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" path="m12192,7129271r-12192,l,,12192,r,7129271xe" fillcolor="#ccd3d8" stroked="f">
                 <v:path arrowok="t"/>
                 <w10:wrap anchorx="page"/>
               </v:shape>
@@ -950,13 +941,13 @@
         <w:rPr>
           <w:color w:val="00233B"/>
         </w:rPr>
-        <w:t xml:space="preserve">Over all </w:t>
-      </w:r>
-      <w:r>
-        <w:rPr>
-          <w:color w:val="00233B"/>
-        </w:rPr>
-        <w:t>9+</w:t>
+        <w:t>Over all 1</w:t>
+      </w:r>
+      <w:r>
+        <w:rPr>
+          <w:color w:val="00233B"/>
+        </w:rPr>
+        <w:t>1</w:t>
       </w:r>
       <w:r>
         <w:rPr>
@@ -975,13 +966,7 @@
         <w:rPr>
           <w:color w:val="00233B"/>
         </w:rPr>
-        <w:t>includes 8</w:t>
-      </w:r>
-      <w:r>
-        <w:rPr>
-          <w:color w:val="00233B"/>
-        </w:rPr>
-        <w:t xml:space="preserve"> years of experience in Data warehousing projects as</w:t>
+        <w:t>includes 8.2 years of experience in Data warehousing projects as</w:t>
       </w:r>
       <w:r>
         <w:rPr>
@@ -1358,20 +1343,42 @@
         <w:rPr>
           <w:color w:val="00233B"/>
         </w:rPr>
-        <w:t>MultiLoad, FastExport,</w:t>
-      </w:r>
-      <w:r>
-        <w:rPr>
-          <w:color w:val="00233B"/>
-          <w:spacing w:val="40"/>
-        </w:rPr>
-        <w:t xml:space="preserve"> </w:t>
-      </w:r>
-      <w:r>
-        <w:rPr>
-          <w:color w:val="00233B"/>
-        </w:rPr>
-        <w:t>Tpump,</w:t>
+        <w:t xml:space="preserve">MultiLoad, </w:t>
+      </w:r>
+      <w:proofErr w:type="spellStart"/>
+      <w:r>
+        <w:rPr>
+          <w:color w:val="00233B"/>
+        </w:rPr>
+        <w:t>FastExport</w:t>
+      </w:r>
+      <w:proofErr w:type="spellEnd"/>
+      <w:r>
+        <w:rPr>
+          <w:color w:val="00233B"/>
+        </w:rPr>
+        <w:t>,</w:t>
+      </w:r>
+      <w:r>
+        <w:rPr>
+          <w:color w:val="00233B"/>
+          <w:spacing w:val="40"/>
+        </w:rPr>
+        <w:t xml:space="preserve"> </w:t>
+      </w:r>
+      <w:proofErr w:type="spellStart"/>
+      <w:r>
+        <w:rPr>
+          <w:color w:val="00233B"/>
+        </w:rPr>
+        <w:t>Tpump</w:t>
+      </w:r>
+      <w:proofErr w:type="spellEnd"/>
+      <w:r>
+        <w:rPr>
+          <w:color w:val="00233B"/>
+        </w:rPr>
+        <w:t>,</w:t>
       </w:r>
       <w:r>
         <w:rPr>
@@ -1604,19 +1611,18 @@
     <w:p>
       <w:pPr>
         <w:pStyle w:val="Heading1"/>
-        <w:ind w:left="187"/>
       </w:pPr>
       <w:r>
         <w:rPr>
           <w:color w:val="00233B"/>
           <w:w w:val="105"/>
         </w:rPr>
-        <w:t>Professional</w:t>
-      </w:r>
-      <w:r>
-        <w:rPr>
-          <w:color w:val="00233B"/>
-          <w:spacing w:val="-17"/>
+        <w:t>Teradata</w:t>
+      </w:r>
+      <w:r>
+        <w:rPr>
+          <w:color w:val="00233B"/>
+          <w:spacing w:val="-7"/>
           <w:w w:val="105"/>
         </w:rPr>
         <w:t xml:space="preserve"> </w:t>
@@ -1626,12 +1632,12 @@
           <w:color w:val="00233B"/>
           <w:w w:val="105"/>
         </w:rPr>
-        <w:t>Work</w:t>
-      </w:r>
-      <w:r>
-        <w:rPr>
-          <w:color w:val="00233B"/>
-          <w:spacing w:val="-13"/>
+        <w:t>Consulting</w:t>
+      </w:r>
+      <w:r>
+        <w:rPr>
+          <w:color w:val="00233B"/>
+          <w:spacing w:val="-6"/>
           <w:w w:val="105"/>
         </w:rPr>
         <w:t xml:space="preserve"> </w:t>
@@ -1642,12 +1648,16 @@
           <w:spacing w:val="-2"/>
           <w:w w:val="105"/>
         </w:rPr>
-        <w:t>History</w:t>
+        <w:t>Engagements</w:t>
       </w:r>
     </w:p>
     <w:p>
       <w:pPr>
-        <w:pStyle w:val="Heading1"/>
+        <w:pStyle w:val="Heading2"/>
+        <w:spacing w:before="199"/>
+        <w:rPr>
+          <w:color w:val="00233B"/>
+        </w:rPr>
       </w:pPr>
     </w:p>
     <w:p>
@@ -1658,16 +1668,15 @@
       <w:r>
         <w:rPr>
           <w:color w:val="00233B"/>
+        </w:rPr>
+        <w:t>T-</w:t>
+      </w:r>
+      <w:r>
+        <w:rPr>
+          <w:color w:val="00233B"/>
           <w:spacing w:val="-2"/>
         </w:rPr>
-        <w:t>Quess</w:t>
-      </w:r>
-      <w:r>
-        <w:rPr>
-          <w:color w:val="00233B"/>
-          <w:spacing w:val="-2"/>
-        </w:rPr>
-        <w:t xml:space="preserve"> Corp Pvt Ltd </w:t>
+        <w:t>Mobile</w:t>
       </w:r>
     </w:p>
     <w:p>
@@ -1732,25 +1741,7 @@
         <w:rPr>
           <w:color w:val="00233B"/>
         </w:rPr>
-        <w:t>1</w:t>
-      </w:r>
-      <w:r>
-        <w:rPr>
-          <w:color w:val="00233B"/>
-        </w:rPr>
-        <w:t>1</w:t>
-      </w:r>
-      <w:r>
-        <w:rPr>
-          <w:color w:val="00233B"/>
-        </w:rPr>
-        <w:t>/202</w:t>
-      </w:r>
-      <w:r>
-        <w:rPr>
-          <w:color w:val="00233B"/>
-        </w:rPr>
-        <w:t>5</w:t>
+        <w:t>12/2021</w:t>
       </w:r>
       <w:r>
         <w:rPr>
@@ -1777,28 +1768,7 @@
           <w:color w:val="00233B"/>
           <w:spacing w:val="-2"/>
         </w:rPr>
-        <w:t>1</w:t>
-      </w:r>
-      <w:r>
-        <w:rPr>
-          <w:color w:val="00233B"/>
-          <w:spacing w:val="-2"/>
-        </w:rPr>
-        <w:t>0</w:t>
-      </w:r>
-      <w:r>
-        <w:rPr>
-          <w:color w:val="00233B"/>
-          <w:spacing w:val="-2"/>
-        </w:rPr>
-        <w:t>/202</w:t>
-      </w:r>
-      <w:r>
-        <w:rPr>
-          <w:color w:val="00233B"/>
-          <w:spacing w:val="-2"/>
-        </w:rPr>
-        <w:t>6</w:t>
+        <w:t>12/2024</w:t>
       </w:r>
     </w:p>
     <w:p>
@@ -1806,170 +1776,66 @@
         <w:pStyle w:val="BodyText"/>
         <w:spacing w:before="201"/>
         <w:ind w:left="256" w:right="409"/>
-        <w:rPr>
-          <w:color w:val="00233B"/>
-        </w:rPr>
-      </w:pPr>
-      <w:r>
-        <w:rPr>
-          <w:color w:val="00233B"/>
-        </w:rPr>
-        <w:t>Experienced in database administration, including user and space management, profile creation, access provisioning, database optimization, and space monitoring. Skilled in backup monitoring, Query Grid, Viewpoint alerts, housekeeping activities, role management, and cleanup of unused tables. Ensured timely resolution of issues and monitored critical daily jobs to maintain SLA compliance and uninterrupted database operations.</w:t>
-      </w:r>
-    </w:p>
-    <w:p>
-      <w:pPr>
-        <w:pStyle w:val="BodyText"/>
-        <w:spacing w:before="89"/>
-        <w:ind w:left="187" w:right="456"/>
-      </w:pPr>
-      <w:r>
-        <w:rPr>
-          <w:color w:val="00233B"/>
-        </w:rPr>
-        <w:t>Technologies Deployed: Teradata Vantage Could 17.20.xx, Viewpoint 1</w:t>
-      </w:r>
-      <w:r>
-        <w:rPr>
-          <w:color w:val="00233B"/>
-        </w:rPr>
-        <w:t>7</w:t>
-      </w:r>
-      <w:r>
-        <w:rPr>
-          <w:color w:val="00233B"/>
-        </w:rPr>
-        <w:t>.50, DSA 17, Query Grid</w:t>
-      </w:r>
-      <w:r>
-        <w:rPr>
-          <w:color w:val="00233B"/>
-          <w:spacing w:val="40"/>
-        </w:rPr>
-        <w:t xml:space="preserve"> </w:t>
-      </w:r>
-      <w:r>
-        <w:rPr>
-          <w:color w:val="00233B"/>
-        </w:rPr>
-        <w:t>2.19,</w:t>
-      </w:r>
-      <w:r>
-        <w:rPr>
-          <w:color w:val="00233B"/>
-          <w:spacing w:val="40"/>
-        </w:rPr>
-        <w:t xml:space="preserve"> </w:t>
-      </w:r>
-      <w:r>
-        <w:rPr>
-          <w:color w:val="00233B"/>
-        </w:rPr>
-        <w:t>Unix</w:t>
-      </w:r>
-      <w:r>
-        <w:rPr>
-          <w:color w:val="00233B"/>
-          <w:spacing w:val="40"/>
-        </w:rPr>
-        <w:t xml:space="preserve"> </w:t>
-      </w:r>
-      <w:r>
-        <w:rPr>
-          <w:color w:val="00233B"/>
-        </w:rPr>
-        <w:t>Shell</w:t>
-      </w:r>
-      <w:r>
-        <w:rPr>
-          <w:color w:val="00233B"/>
-          <w:spacing w:val="40"/>
-        </w:rPr>
-        <w:t xml:space="preserve"> </w:t>
-      </w:r>
-      <w:r>
-        <w:rPr>
-          <w:color w:val="00233B"/>
-        </w:rPr>
-        <w:t>Scripting,</w:t>
-      </w:r>
-      <w:r>
-        <w:rPr>
-          <w:color w:val="00233B"/>
-          <w:spacing w:val="40"/>
-        </w:rPr>
-        <w:t xml:space="preserve"> </w:t>
-      </w:r>
-      <w:r>
-        <w:rPr>
-          <w:color w:val="00233B"/>
-        </w:rPr>
-        <w:t>Data</w:t>
-      </w:r>
-      <w:r>
-        <w:rPr>
-          <w:color w:val="00233B"/>
-          <w:spacing w:val="39"/>
-        </w:rPr>
-        <w:t xml:space="preserve"> </w:t>
-      </w:r>
-      <w:r>
-        <w:rPr>
-          <w:color w:val="00233B"/>
-        </w:rPr>
-        <w:t>labs,</w:t>
-      </w:r>
-      <w:r>
-        <w:rPr>
-          <w:color w:val="00233B"/>
-          <w:spacing w:val="40"/>
-        </w:rPr>
-        <w:t xml:space="preserve"> </w:t>
-      </w:r>
-      <w:r>
-        <w:rPr>
-          <w:color w:val="00233B"/>
-        </w:rPr>
-        <w:t>NetBackup</w:t>
-      </w:r>
-      <w:r>
-        <w:rPr>
-          <w:color w:val="00233B"/>
-          <w:spacing w:val="40"/>
-        </w:rPr>
-        <w:t xml:space="preserve"> </w:t>
-      </w:r>
-      <w:r>
-        <w:rPr>
-          <w:color w:val="00233B"/>
-        </w:rPr>
-        <w:t>Console</w:t>
-      </w:r>
-      <w:r>
-        <w:rPr>
-          <w:color w:val="00233B"/>
-          <w:spacing w:val="40"/>
-        </w:rPr>
-        <w:t xml:space="preserve"> </w:t>
-      </w:r>
-      <w:r>
-        <w:rPr>
-          <w:color w:val="00233B"/>
-        </w:rPr>
-        <w:t>8.2,</w:t>
-      </w:r>
-      <w:r>
-        <w:rPr>
-          <w:color w:val="00233B"/>
-          <w:spacing w:val="40"/>
-        </w:rPr>
-        <w:t xml:space="preserve"> </w:t>
-      </w:r>
-      <w:r>
-        <w:rPr>
-          <w:color w:val="00233B"/>
-        </w:rPr>
-        <w:t>WinSCP</w:t>
+      </w:pPr>
+      <w:r>
+        <w:rPr>
+          <w:color w:val="00233B"/>
+        </w:rPr>
+        <w:t xml:space="preserve">Experienced </w:t>
+      </w:r>
+      <w:r>
+        <w:rPr>
+          <w:b/>
+          <w:bCs/>
+          <w:color w:val="00233B"/>
+        </w:rPr>
+        <w:t>Teradata DBA</w:t>
+      </w:r>
+      <w:r>
+        <w:rPr>
+          <w:color w:val="00233B"/>
+        </w:rPr>
+        <w:t xml:space="preserve"> with expertise in </w:t>
+      </w:r>
+      <w:r>
+        <w:rPr>
+          <w:b/>
+          <w:bCs/>
+          <w:color w:val="00233B"/>
+        </w:rPr>
+        <w:t>user and space management, profile and role creation, access provisioning, database optimization, performance monitoring, backup and recovery, and capacity management</w:t>
+      </w:r>
+      <w:r>
+        <w:rPr>
+          <w:color w:val="00233B"/>
+        </w:rPr>
+        <w:t xml:space="preserve">. Hands-on experience with </w:t>
+      </w:r>
+      <w:r>
+        <w:rPr>
+          <w:b/>
+          <w:bCs/>
+          <w:color w:val="00233B"/>
+        </w:rPr>
+        <w:t>Teradata Viewpoint, Query Grid, ARC/backup monitoring, user security administration, housekeeping activities, object cleanup, and SLA-driven production support</w:t>
+      </w:r>
+      <w:r>
+        <w:rPr>
+          <w:color w:val="00233B"/>
+        </w:rPr>
+        <w:t xml:space="preserve">. Proficient in monitoring critical jobs, resolving alerts, managing database growth, and ensuring high availability, security, and operational efficiency of enterprise data warehouse </w:t>
+      </w:r>
+      <w:r>
+        <w:rPr>
+          <w:color w:val="00233B"/>
+        </w:rPr>
+        <w:t>environments.</w:t>
+      </w:r>
+      <w:r>
+        <w:rPr>
+          <w:color w:val="00233B"/>
+        </w:rPr>
+        <w:t xml:space="preserve"> </w:t>
       </w:r>
     </w:p>
     <w:p>
@@ -1988,199 +1854,6 @@
     </w:p>
     <w:p>
       <w:pPr>
-        <w:pStyle w:val="Heading2"/>
-        <w:spacing w:before="199"/>
-        <w:rPr>
-          <w:color w:val="00233B"/>
-        </w:rPr>
-      </w:pPr>
-    </w:p>
-    <w:p>
-      <w:pPr>
-        <w:pStyle w:val="Heading2"/>
-        <w:spacing w:before="199"/>
-        <w:rPr>
-          <w:color w:val="00233B"/>
-        </w:rPr>
-      </w:pPr>
-    </w:p>
-    <w:p>
-      <w:pPr>
-        <w:pStyle w:val="Heading2"/>
-        <w:spacing w:before="199"/>
-        <w:rPr>
-          <w:color w:val="00233B"/>
-          <w:spacing w:val="-2"/>
-        </w:rPr>
-      </w:pPr>
-    </w:p>
-    <w:p>
-      <w:pPr>
-        <w:pStyle w:val="Heading2"/>
-        <w:spacing w:before="199"/>
-        <w:rPr>
-          <w:color w:val="00233B"/>
-          <w:spacing w:val="-2"/>
-        </w:rPr>
-      </w:pPr>
-    </w:p>
-    <w:p>
-      <w:pPr>
-        <w:pStyle w:val="Heading2"/>
-        <w:spacing w:before="199"/>
-        <w:rPr>
-          <w:color w:val="00233B"/>
-          <w:spacing w:val="-2"/>
-        </w:rPr>
-      </w:pPr>
-    </w:p>
-    <w:p>
-      <w:pPr>
-        <w:pStyle w:val="Heading2"/>
-        <w:spacing w:before="199"/>
-        <w:rPr>
-          <w:color w:val="00233B"/>
-          <w:spacing w:val="-2"/>
-        </w:rPr>
-      </w:pPr>
-    </w:p>
-    <w:p>
-      <w:pPr>
-        <w:pStyle w:val="Heading2"/>
-        <w:spacing w:before="199"/>
-      </w:pPr>
-      <w:r>
-        <w:rPr>
-          <w:color w:val="00233B"/>
-          <w:spacing w:val="-2"/>
-        </w:rPr>
-        <w:t xml:space="preserve">Teradata Corp Pvt Ltd </w:t>
-      </w:r>
-    </w:p>
-    <w:p>
-      <w:pPr>
-        <w:pStyle w:val="BodyText"/>
-        <w:spacing w:before="64"/>
-        <w:ind w:left="256"/>
-      </w:pPr>
-      <w:r>
-        <w:rPr>
-          <w:color w:val="00233B"/>
-        </w:rPr>
-        <w:t>Teradata</w:t>
-      </w:r>
-      <w:r>
-        <w:rPr>
-          <w:color w:val="00233B"/>
-          <w:spacing w:val="3"/>
-        </w:rPr>
-        <w:t xml:space="preserve"> </w:t>
-      </w:r>
-      <w:r>
-        <w:rPr>
-          <w:color w:val="00233B"/>
-        </w:rPr>
-        <w:t>Operations</w:t>
-      </w:r>
-      <w:r>
-        <w:rPr>
-          <w:color w:val="00233B"/>
-          <w:spacing w:val="2"/>
-        </w:rPr>
-        <w:t xml:space="preserve"> </w:t>
-      </w:r>
-      <w:r>
-        <w:rPr>
-          <w:color w:val="00233B"/>
-        </w:rPr>
-        <w:t>DBA</w:t>
-      </w:r>
-      <w:r>
-        <w:rPr>
-          <w:color w:val="00233B"/>
-          <w:spacing w:val="13"/>
-        </w:rPr>
-        <w:t xml:space="preserve"> </w:t>
-      </w:r>
-      <w:r>
-        <w:rPr>
-          <w:color w:val="00233B"/>
-        </w:rPr>
-        <w:t>|</w:t>
-      </w:r>
-      <w:r>
-        <w:rPr>
-          <w:color w:val="00233B"/>
-          <w:spacing w:val="5"/>
-        </w:rPr>
-        <w:t xml:space="preserve"> </w:t>
-      </w:r>
-      <w:r>
-        <w:rPr>
-          <w:color w:val="00233B"/>
-        </w:rPr>
-        <w:t>12/2021</w:t>
-      </w:r>
-      <w:r>
-        <w:rPr>
-          <w:color w:val="00233B"/>
-          <w:spacing w:val="4"/>
-        </w:rPr>
-        <w:t xml:space="preserve"> </w:t>
-      </w:r>
-      <w:r>
-        <w:rPr>
-          <w:color w:val="00233B"/>
-        </w:rPr>
-        <w:t>–</w:t>
-      </w:r>
-      <w:r>
-        <w:rPr>
-          <w:color w:val="00233B"/>
-          <w:spacing w:val="4"/>
-        </w:rPr>
-        <w:t xml:space="preserve"> </w:t>
-      </w:r>
-      <w:r>
-        <w:rPr>
-          <w:color w:val="00233B"/>
-          <w:spacing w:val="-2"/>
-        </w:rPr>
-        <w:t>12/2024</w:t>
-      </w:r>
-    </w:p>
-    <w:p>
-      <w:pPr>
-        <w:pStyle w:val="BodyText"/>
-        <w:spacing w:before="201"/>
-        <w:ind w:left="256" w:right="409"/>
-      </w:pPr>
-      <w:r>
-        <w:rPr>
-          <w:color w:val="00233B"/>
-        </w:rPr>
-        <w:t>Experienced in database administration, including user and space management, profile creation, access provisioning, database optimization, and space monitoring. Skilled in backup monitoring, Query Grid, Viewpoint alerts, housekeeping activities, role management, and cleanup of unused tables. Ensured timely resolution of issues and monitored critical daily jobs to maintain SLA compliance and uninterrupted database operations.</w:t>
-      </w:r>
-    </w:p>
-    <w:p>
-      <w:pPr>
-        <w:pStyle w:val="BodyText"/>
-        <w:sectPr>
-          <w:type w:val="continuous"/>
-          <w:pgSz w:w="12240" w:h="15840"/>
-          <w:pgMar w:top="1620" w:right="720" w:bottom="280" w:left="720" w:header="705" w:footer="0" w:gutter="0"/>
-          <w:cols w:num="2" w:space="720" w:equalWidth="0">
-            <w:col w:w="3638" w:space="547"/>
-            <w:col w:w="6615"/>
-          </w:cols>
-        </w:sectPr>
-      </w:pPr>
-      <w:r>
-        <w:t xml:space="preserve"> </w:t>
-      </w:r>
-    </w:p>
-    <w:p>
-      <w:pPr>
         <w:pStyle w:val="BodyText"/>
         <w:spacing w:before="89"/>
         <w:ind w:left="187" w:right="456"/>
@@ -2190,7 +1863,21 @@
           <w:color w:val="00233B"/>
         </w:rPr>
         <w:lastRenderedPageBreak/>
-        <w:t>Technologies Deployed: Teradata 16.20.xx, Teradata Vantage Could 17.20.xx, Viewpoint 16.50, DSA 17, Query Grid</w:t>
+        <w:t>Technologies Deployed: Teradata 16.</w:t>
+      </w:r>
+      <w:proofErr w:type="gramStart"/>
+      <w:r>
+        <w:rPr>
+          <w:color w:val="00233B"/>
+        </w:rPr>
+        <w:t>20.xx</w:t>
+      </w:r>
+      <w:proofErr w:type="gramEnd"/>
+      <w:r>
+        <w:rPr>
+          <w:color w:val="00233B"/>
+        </w:rPr>
+        <w:t>, Teradata Vantage Could 17.20.xx, Viewpoint 16.50, DSA 17, Query Grid</w:t>
       </w:r>
       <w:r>
         <w:rPr>
@@ -2338,6 +2025,50 @@
     </w:p>
     <w:p>
       <w:pPr>
+        <w:pStyle w:val="Heading1"/>
+        <w:ind w:left="187"/>
+      </w:pPr>
+      <w:r>
+        <w:rPr>
+          <w:color w:val="00233B"/>
+          <w:w w:val="105"/>
+        </w:rPr>
+        <w:t>Professional</w:t>
+      </w:r>
+      <w:r>
+        <w:rPr>
+          <w:color w:val="00233B"/>
+          <w:spacing w:val="-17"/>
+          <w:w w:val="105"/>
+        </w:rPr>
+        <w:t xml:space="preserve"> </w:t>
+      </w:r>
+      <w:r>
+        <w:rPr>
+          <w:color w:val="00233B"/>
+          <w:w w:val="105"/>
+        </w:rPr>
+        <w:t>Work</w:t>
+      </w:r>
+      <w:r>
+        <w:rPr>
+          <w:color w:val="00233B"/>
+          <w:spacing w:val="-13"/>
+          <w:w w:val="105"/>
+        </w:rPr>
+        <w:t xml:space="preserve"> </w:t>
+      </w:r>
+      <w:r>
+        <w:rPr>
+          <w:color w:val="00233B"/>
+          <w:spacing w:val="-2"/>
+          <w:w w:val="105"/>
+        </w:rPr>
+        <w:t>History</w:t>
+      </w:r>
+    </w:p>
+    <w:p>
+      <w:pPr>
         <w:pStyle w:val="Heading2"/>
         <w:spacing w:before="199"/>
         <w:ind w:left="187"/>
@@ -2556,12 +2287,14 @@
         </w:rPr>
         <w:t xml:space="preserve"> </w:t>
       </w:r>
+      <w:proofErr w:type="gramStart"/>
       <w:r>
         <w:rPr>
           <w:color w:val="00233B"/>
         </w:rPr>
         <w:t>As</w:t>
       </w:r>
+      <w:proofErr w:type="gramEnd"/>
       <w:r>
         <w:rPr>
           <w:color w:val="00233B"/>
@@ -4410,7 +4143,21 @@
         <w:rPr>
           <w:color w:val="00233B"/>
         </w:rPr>
-        <w:t>Roles, Profiles. Prepare implementation plan and participate in code reviews with Walmart DBAs for create/alter table,</w:t>
+        <w:t xml:space="preserve">Roles, Profiles. Prepare implementation plan and participate in code reviews with Walmart DBAs for </w:t>
+      </w:r>
+      <w:proofErr w:type="gramStart"/>
+      <w:r>
+        <w:rPr>
+          <w:color w:val="00233B"/>
+        </w:rPr>
+        <w:t>create</w:t>
+      </w:r>
+      <w:proofErr w:type="gramEnd"/>
+      <w:r>
+        <w:rPr>
+          <w:color w:val="00233B"/>
+        </w:rPr>
+        <w:t>/alter table,</w:t>
       </w:r>
       <w:r>
         <w:rPr>
@@ -5480,6 +5227,749 @@
         <w:pStyle w:val="BodyText"/>
         <w:ind w:left="0"/>
       </w:pPr>
+    </w:p>
+    <w:p>
+      <w:pPr>
+        <w:pStyle w:val="Heading2"/>
+        <w:ind w:left="187"/>
+      </w:pPr>
+      <w:r>
+        <w:rPr>
+          <w:color w:val="00233B"/>
+        </w:rPr>
+        <w:t>Meghana</w:t>
+      </w:r>
+      <w:r>
+        <w:rPr>
+          <w:color w:val="00233B"/>
+          <w:spacing w:val="69"/>
+        </w:rPr>
+        <w:t xml:space="preserve"> </w:t>
+      </w:r>
+      <w:r>
+        <w:rPr>
+          <w:color w:val="00233B"/>
+        </w:rPr>
+        <w:t>Consultancy</w:t>
+      </w:r>
+      <w:r>
+        <w:rPr>
+          <w:color w:val="00233B"/>
+          <w:spacing w:val="71"/>
+        </w:rPr>
+        <w:t xml:space="preserve"> </w:t>
+      </w:r>
+      <w:r>
+        <w:rPr>
+          <w:color w:val="00233B"/>
+          <w:spacing w:val="-2"/>
+        </w:rPr>
+        <w:t>Services</w:t>
+      </w:r>
+    </w:p>
+    <w:p>
+      <w:pPr>
+        <w:pStyle w:val="BodyText"/>
+        <w:spacing w:before="6"/>
+        <w:ind w:left="187"/>
+      </w:pPr>
+      <w:r>
+        <w:rPr>
+          <w:rFonts w:ascii="Verdana" w:hAnsi="Verdana"/>
+          <w:color w:val="00233B"/>
+          <w:spacing w:val="-6"/>
+        </w:rPr>
+        <w:t>Software</w:t>
+      </w:r>
+      <w:r>
+        <w:rPr>
+          <w:rFonts w:ascii="Verdana" w:hAnsi="Verdana"/>
+          <w:color w:val="00233B"/>
+          <w:spacing w:val="-18"/>
+        </w:rPr>
+        <w:t xml:space="preserve"> </w:t>
+      </w:r>
+      <w:r>
+        <w:rPr>
+          <w:rFonts w:ascii="Verdana" w:hAnsi="Verdana"/>
+          <w:color w:val="00233B"/>
+          <w:spacing w:val="-6"/>
+        </w:rPr>
+        <w:t>Engineer|</w:t>
+      </w:r>
+      <w:r>
+        <w:rPr>
+          <w:rFonts w:ascii="Verdana" w:hAnsi="Verdana"/>
+          <w:color w:val="00233B"/>
+          <w:spacing w:val="-4"/>
+        </w:rPr>
+        <w:t xml:space="preserve"> </w:t>
+      </w:r>
+      <w:r>
+        <w:rPr>
+          <w:color w:val="00233B"/>
+          <w:spacing w:val="-6"/>
+        </w:rPr>
+        <w:t>01/2014</w:t>
+      </w:r>
+      <w:r>
+        <w:rPr>
+          <w:color w:val="00233B"/>
+          <w:spacing w:val="-2"/>
+        </w:rPr>
+        <w:t xml:space="preserve"> </w:t>
+      </w:r>
+      <w:r>
+        <w:rPr>
+          <w:color w:val="00233B"/>
+          <w:spacing w:val="-6"/>
+        </w:rPr>
+        <w:t>–</w:t>
+      </w:r>
+      <w:r>
+        <w:rPr>
+          <w:color w:val="00233B"/>
+          <w:spacing w:val="5"/>
+        </w:rPr>
+        <w:t xml:space="preserve"> </w:t>
+      </w:r>
+      <w:r>
+        <w:rPr>
+          <w:color w:val="00233B"/>
+          <w:spacing w:val="-6"/>
+        </w:rPr>
+        <w:t>12/2014</w:t>
+      </w:r>
+    </w:p>
+    <w:p>
+      <w:pPr>
+        <w:pStyle w:val="BodyText"/>
+        <w:spacing w:before="1"/>
+        <w:ind w:left="0"/>
+      </w:pPr>
+    </w:p>
+    <w:p>
+      <w:pPr>
+        <w:pStyle w:val="BodyText"/>
+        <w:ind w:left="187" w:right="456"/>
+      </w:pPr>
+      <w:r>
+        <w:rPr>
+          <w:color w:val="00233B"/>
+        </w:rPr>
+        <w:t>I</w:t>
+      </w:r>
+      <w:r>
+        <w:rPr>
+          <w:color w:val="00233B"/>
+          <w:spacing w:val="34"/>
+        </w:rPr>
+        <w:t xml:space="preserve"> </w:t>
+      </w:r>
+      <w:r>
+        <w:rPr>
+          <w:color w:val="00233B"/>
+        </w:rPr>
+        <w:t>have</w:t>
+      </w:r>
+      <w:r>
+        <w:rPr>
+          <w:color w:val="00233B"/>
+          <w:spacing w:val="34"/>
+        </w:rPr>
+        <w:t xml:space="preserve"> </w:t>
+      </w:r>
+      <w:r>
+        <w:rPr>
+          <w:color w:val="00233B"/>
+        </w:rPr>
+        <w:t>responsibilities</w:t>
+      </w:r>
+      <w:r>
+        <w:rPr>
+          <w:color w:val="00233B"/>
+          <w:spacing w:val="32"/>
+        </w:rPr>
+        <w:t xml:space="preserve"> </w:t>
+      </w:r>
+      <w:r>
+        <w:rPr>
+          <w:color w:val="00233B"/>
+        </w:rPr>
+        <w:t>spanning</w:t>
+      </w:r>
+      <w:r>
+        <w:rPr>
+          <w:color w:val="00233B"/>
+          <w:spacing w:val="36"/>
+        </w:rPr>
+        <w:t xml:space="preserve"> </w:t>
+      </w:r>
+      <w:r>
+        <w:rPr>
+          <w:color w:val="00233B"/>
+        </w:rPr>
+        <w:t>the</w:t>
+      </w:r>
+      <w:r>
+        <w:rPr>
+          <w:color w:val="00233B"/>
+          <w:spacing w:val="32"/>
+        </w:rPr>
+        <w:t xml:space="preserve"> </w:t>
+      </w:r>
+      <w:r>
+        <w:rPr>
+          <w:color w:val="00233B"/>
+        </w:rPr>
+        <w:t>verification</w:t>
+      </w:r>
+      <w:r>
+        <w:rPr>
+          <w:color w:val="00233B"/>
+          <w:spacing w:val="34"/>
+        </w:rPr>
+        <w:t xml:space="preserve"> </w:t>
+      </w:r>
+      <w:r>
+        <w:rPr>
+          <w:color w:val="00233B"/>
+        </w:rPr>
+        <w:t>of</w:t>
+      </w:r>
+      <w:r>
+        <w:rPr>
+          <w:color w:val="00233B"/>
+          <w:spacing w:val="34"/>
+        </w:rPr>
+        <w:t xml:space="preserve"> </w:t>
+      </w:r>
+      <w:r>
+        <w:rPr>
+          <w:color w:val="00233B"/>
+        </w:rPr>
+        <w:t>Oracle</w:t>
+      </w:r>
+      <w:r>
+        <w:rPr>
+          <w:color w:val="00233B"/>
+          <w:spacing w:val="32"/>
+        </w:rPr>
+        <w:t xml:space="preserve"> </w:t>
+      </w:r>
+      <w:r>
+        <w:rPr>
+          <w:color w:val="00233B"/>
+        </w:rPr>
+        <w:t>Database</w:t>
+      </w:r>
+      <w:r>
+        <w:rPr>
+          <w:color w:val="00233B"/>
+          <w:spacing w:val="36"/>
+        </w:rPr>
+        <w:t xml:space="preserve"> </w:t>
+      </w:r>
+      <w:r>
+        <w:rPr>
+          <w:color w:val="00233B"/>
+        </w:rPr>
+        <w:t>instance</w:t>
+      </w:r>
+      <w:r>
+        <w:rPr>
+          <w:color w:val="00233B"/>
+          <w:spacing w:val="32"/>
+        </w:rPr>
+        <w:t xml:space="preserve"> </w:t>
+      </w:r>
+      <w:r>
+        <w:rPr>
+          <w:color w:val="00233B"/>
+        </w:rPr>
+        <w:t>and</w:t>
+      </w:r>
+      <w:r>
+        <w:rPr>
+          <w:color w:val="00233B"/>
+          <w:spacing w:val="31"/>
+        </w:rPr>
+        <w:t xml:space="preserve"> </w:t>
+      </w:r>
+      <w:r>
+        <w:rPr>
+          <w:color w:val="00233B"/>
+        </w:rPr>
+        <w:t>Listener</w:t>
+      </w:r>
+      <w:r>
+        <w:rPr>
+          <w:color w:val="00233B"/>
+          <w:spacing w:val="36"/>
+        </w:rPr>
+        <w:t xml:space="preserve"> </w:t>
+      </w:r>
+      <w:r>
+        <w:rPr>
+          <w:color w:val="00233B"/>
+        </w:rPr>
+        <w:t>status,</w:t>
+      </w:r>
+      <w:r>
+        <w:rPr>
+          <w:color w:val="00233B"/>
+          <w:spacing w:val="36"/>
+        </w:rPr>
+        <w:t xml:space="preserve"> </w:t>
+      </w:r>
+      <w:r>
+        <w:rPr>
+          <w:color w:val="00233B"/>
+        </w:rPr>
+        <w:t>ascertaining their</w:t>
+      </w:r>
+      <w:r>
+        <w:rPr>
+          <w:color w:val="00233B"/>
+          <w:spacing w:val="40"/>
+        </w:rPr>
+        <w:t xml:space="preserve"> </w:t>
+      </w:r>
+      <w:r>
+        <w:rPr>
+          <w:color w:val="00233B"/>
+        </w:rPr>
+        <w:t>operational</w:t>
+      </w:r>
+      <w:r>
+        <w:rPr>
+          <w:color w:val="00233B"/>
+          <w:spacing w:val="40"/>
+        </w:rPr>
+        <w:t xml:space="preserve"> </w:t>
+      </w:r>
+      <w:r>
+        <w:rPr>
+          <w:color w:val="00233B"/>
+        </w:rPr>
+        <w:t>status.</w:t>
+      </w:r>
+      <w:r>
+        <w:rPr>
+          <w:color w:val="00233B"/>
+          <w:spacing w:val="40"/>
+        </w:rPr>
+        <w:t xml:space="preserve"> </w:t>
+      </w:r>
+      <w:r>
+        <w:rPr>
+          <w:color w:val="00233B"/>
+        </w:rPr>
+        <w:t>Additionally,</w:t>
+      </w:r>
+      <w:r>
+        <w:rPr>
+          <w:color w:val="00233B"/>
+          <w:spacing w:val="40"/>
+        </w:rPr>
+        <w:t xml:space="preserve"> </w:t>
+      </w:r>
+      <w:r>
+        <w:rPr>
+          <w:color w:val="00233B"/>
+        </w:rPr>
+        <w:t>I</w:t>
+      </w:r>
+      <w:r>
+        <w:rPr>
+          <w:color w:val="00233B"/>
+          <w:spacing w:val="40"/>
+        </w:rPr>
+        <w:t xml:space="preserve"> </w:t>
+      </w:r>
+      <w:r>
+        <w:rPr>
+          <w:color w:val="00233B"/>
+        </w:rPr>
+        <w:t>handle</w:t>
+      </w:r>
+      <w:r>
+        <w:rPr>
+          <w:color w:val="00233B"/>
+          <w:spacing w:val="40"/>
+        </w:rPr>
+        <w:t xml:space="preserve"> </w:t>
+      </w:r>
+      <w:r>
+        <w:rPr>
+          <w:color w:val="00233B"/>
+        </w:rPr>
+        <w:t>the</w:t>
+      </w:r>
+      <w:r>
+        <w:rPr>
+          <w:color w:val="00233B"/>
+          <w:spacing w:val="40"/>
+        </w:rPr>
+        <w:t xml:space="preserve"> </w:t>
+      </w:r>
+      <w:r>
+        <w:rPr>
+          <w:color w:val="00233B"/>
+        </w:rPr>
+        <w:t>granting</w:t>
+      </w:r>
+      <w:r>
+        <w:rPr>
+          <w:color w:val="00233B"/>
+          <w:spacing w:val="40"/>
+        </w:rPr>
+        <w:t xml:space="preserve"> </w:t>
+      </w:r>
+      <w:r>
+        <w:rPr>
+          <w:color w:val="00233B"/>
+        </w:rPr>
+        <w:t>and</w:t>
+      </w:r>
+      <w:r>
+        <w:rPr>
+          <w:color w:val="00233B"/>
+          <w:spacing w:val="40"/>
+        </w:rPr>
+        <w:t xml:space="preserve"> </w:t>
+      </w:r>
+      <w:r>
+        <w:rPr>
+          <w:color w:val="00233B"/>
+        </w:rPr>
+        <w:t>revocation</w:t>
+      </w:r>
+      <w:r>
+        <w:rPr>
+          <w:color w:val="00233B"/>
+          <w:spacing w:val="40"/>
+        </w:rPr>
+        <w:t xml:space="preserve"> </w:t>
+      </w:r>
+      <w:r>
+        <w:rPr>
+          <w:color w:val="00233B"/>
+        </w:rPr>
+        <w:t>of</w:t>
+      </w:r>
+      <w:r>
+        <w:rPr>
+          <w:color w:val="00233B"/>
+          <w:spacing w:val="40"/>
+        </w:rPr>
+        <w:t xml:space="preserve"> </w:t>
+      </w:r>
+      <w:r>
+        <w:rPr>
+          <w:color w:val="00233B"/>
+        </w:rPr>
+        <w:t>Object</w:t>
+      </w:r>
+      <w:r>
+        <w:rPr>
+          <w:color w:val="00233B"/>
+          <w:spacing w:val="40"/>
+        </w:rPr>
+        <w:t xml:space="preserve"> </w:t>
+      </w:r>
+      <w:r>
+        <w:rPr>
+          <w:color w:val="00233B"/>
+        </w:rPr>
+        <w:t>and</w:t>
+      </w:r>
+      <w:r>
+        <w:rPr>
+          <w:color w:val="00233B"/>
+          <w:spacing w:val="40"/>
+        </w:rPr>
+        <w:t xml:space="preserve"> </w:t>
+      </w:r>
+      <w:r>
+        <w:rPr>
+          <w:color w:val="00233B"/>
+        </w:rPr>
+        <w:t>System</w:t>
+      </w:r>
+      <w:r>
+        <w:rPr>
+          <w:color w:val="00233B"/>
+          <w:spacing w:val="40"/>
+        </w:rPr>
+        <w:t xml:space="preserve"> </w:t>
+      </w:r>
+      <w:r>
+        <w:rPr>
+          <w:color w:val="00233B"/>
+        </w:rPr>
+        <w:t>Rights concerning</w:t>
+      </w:r>
+      <w:r>
+        <w:rPr>
+          <w:color w:val="00233B"/>
+          <w:spacing w:val="40"/>
+        </w:rPr>
+        <w:t xml:space="preserve"> </w:t>
+      </w:r>
+      <w:r>
+        <w:rPr>
+          <w:color w:val="00233B"/>
+        </w:rPr>
+        <w:t>Databases,</w:t>
+      </w:r>
+      <w:r>
+        <w:rPr>
+          <w:color w:val="00233B"/>
+          <w:spacing w:val="40"/>
+        </w:rPr>
+        <w:t xml:space="preserve"> </w:t>
+      </w:r>
+      <w:r>
+        <w:rPr>
+          <w:color w:val="00233B"/>
+        </w:rPr>
+        <w:t>Users,</w:t>
+      </w:r>
+      <w:r>
+        <w:rPr>
+          <w:color w:val="00233B"/>
+          <w:spacing w:val="40"/>
+        </w:rPr>
+        <w:t xml:space="preserve"> </w:t>
+      </w:r>
+      <w:r>
+        <w:rPr>
+          <w:color w:val="00233B"/>
+        </w:rPr>
+        <w:t>and</w:t>
+      </w:r>
+      <w:r>
+        <w:rPr>
+          <w:color w:val="00233B"/>
+          <w:spacing w:val="40"/>
+        </w:rPr>
+        <w:t xml:space="preserve"> </w:t>
+      </w:r>
+      <w:r>
+        <w:rPr>
+          <w:color w:val="00233B"/>
+        </w:rPr>
+        <w:t>Roles.</w:t>
+      </w:r>
+      <w:r>
+        <w:rPr>
+          <w:color w:val="00233B"/>
+          <w:spacing w:val="40"/>
+        </w:rPr>
+        <w:t xml:space="preserve"> </w:t>
+      </w:r>
+      <w:r>
+        <w:rPr>
+          <w:color w:val="00233B"/>
+        </w:rPr>
+        <w:t>Furthermore,</w:t>
+      </w:r>
+      <w:r>
+        <w:rPr>
+          <w:color w:val="00233B"/>
+          <w:spacing w:val="40"/>
+        </w:rPr>
+        <w:t xml:space="preserve"> </w:t>
+      </w:r>
+      <w:r>
+        <w:rPr>
+          <w:color w:val="00233B"/>
+        </w:rPr>
+        <w:t>I</w:t>
+      </w:r>
+      <w:r>
+        <w:rPr>
+          <w:color w:val="00233B"/>
+          <w:spacing w:val="40"/>
+        </w:rPr>
+        <w:t xml:space="preserve"> </w:t>
+      </w:r>
+      <w:r>
+        <w:rPr>
+          <w:color w:val="00233B"/>
+        </w:rPr>
+        <w:t>am</w:t>
+      </w:r>
+      <w:r>
+        <w:rPr>
+          <w:color w:val="00233B"/>
+          <w:spacing w:val="40"/>
+        </w:rPr>
+        <w:t xml:space="preserve"> </w:t>
+      </w:r>
+      <w:r>
+        <w:rPr>
+          <w:color w:val="00233B"/>
+        </w:rPr>
+        <w:t>tasked</w:t>
+      </w:r>
+      <w:r>
+        <w:rPr>
+          <w:color w:val="00233B"/>
+          <w:spacing w:val="40"/>
+        </w:rPr>
+        <w:t xml:space="preserve"> </w:t>
+      </w:r>
+      <w:r>
+        <w:rPr>
+          <w:color w:val="00233B"/>
+        </w:rPr>
+        <w:t>with</w:t>
+      </w:r>
+      <w:r>
+        <w:rPr>
+          <w:color w:val="00233B"/>
+          <w:spacing w:val="40"/>
+        </w:rPr>
+        <w:t xml:space="preserve"> </w:t>
+      </w:r>
+      <w:r>
+        <w:rPr>
+          <w:color w:val="00233B"/>
+        </w:rPr>
+        <w:t>Storage</w:t>
+      </w:r>
+      <w:r>
+        <w:rPr>
+          <w:color w:val="00233B"/>
+          <w:spacing w:val="40"/>
+        </w:rPr>
+        <w:t xml:space="preserve"> </w:t>
+      </w:r>
+      <w:r>
+        <w:rPr>
+          <w:color w:val="00233B"/>
+        </w:rPr>
+        <w:t>and</w:t>
+      </w:r>
+      <w:r>
+        <w:rPr>
+          <w:color w:val="00233B"/>
+          <w:spacing w:val="40"/>
+        </w:rPr>
+        <w:t xml:space="preserve"> </w:t>
+      </w:r>
+      <w:r>
+        <w:rPr>
+          <w:color w:val="00233B"/>
+        </w:rPr>
+        <w:t>Capacity</w:t>
+      </w:r>
+      <w:r>
+        <w:rPr>
+          <w:color w:val="00233B"/>
+          <w:spacing w:val="40"/>
+        </w:rPr>
+        <w:t xml:space="preserve"> </w:t>
+      </w:r>
+      <w:r>
+        <w:rPr>
+          <w:color w:val="00233B"/>
+        </w:rPr>
+        <w:t>planning, ensuring</w:t>
+      </w:r>
+      <w:r>
+        <w:rPr>
+          <w:color w:val="00233B"/>
+          <w:spacing w:val="40"/>
+        </w:rPr>
+        <w:t xml:space="preserve"> </w:t>
+      </w:r>
+      <w:r>
+        <w:rPr>
+          <w:color w:val="00233B"/>
+        </w:rPr>
+        <w:t>ample</w:t>
+      </w:r>
+      <w:r>
+        <w:rPr>
+          <w:color w:val="00233B"/>
+          <w:spacing w:val="40"/>
+        </w:rPr>
+        <w:t xml:space="preserve"> </w:t>
+      </w:r>
+      <w:r>
+        <w:rPr>
+          <w:color w:val="00233B"/>
+        </w:rPr>
+        <w:t>space</w:t>
+      </w:r>
+      <w:r>
+        <w:rPr>
+          <w:color w:val="00233B"/>
+          <w:spacing w:val="40"/>
+        </w:rPr>
+        <w:t xml:space="preserve"> </w:t>
+      </w:r>
+      <w:r>
+        <w:rPr>
+          <w:color w:val="00233B"/>
+        </w:rPr>
+        <w:t>availability</w:t>
+      </w:r>
+      <w:r>
+        <w:rPr>
+          <w:color w:val="00233B"/>
+          <w:spacing w:val="40"/>
+        </w:rPr>
+        <w:t xml:space="preserve"> </w:t>
+      </w:r>
+      <w:r>
+        <w:rPr>
+          <w:color w:val="00233B"/>
+        </w:rPr>
+        <w:t>for</w:t>
+      </w:r>
+      <w:r>
+        <w:rPr>
+          <w:color w:val="00233B"/>
+          <w:spacing w:val="40"/>
+        </w:rPr>
+        <w:t xml:space="preserve"> </w:t>
+      </w:r>
+      <w:r>
+        <w:rPr>
+          <w:color w:val="00233B"/>
+        </w:rPr>
+        <w:t>seamless</w:t>
+      </w:r>
+      <w:r>
+        <w:rPr>
+          <w:color w:val="00233B"/>
+          <w:spacing w:val="40"/>
+        </w:rPr>
+        <w:t xml:space="preserve"> </w:t>
+      </w:r>
+      <w:r>
+        <w:rPr>
+          <w:color w:val="00233B"/>
+        </w:rPr>
+        <w:t>database</w:t>
+      </w:r>
+      <w:r>
+        <w:rPr>
+          <w:color w:val="00233B"/>
+          <w:spacing w:val="40"/>
+        </w:rPr>
+        <w:t xml:space="preserve"> </w:t>
+      </w:r>
+      <w:r>
+        <w:rPr>
+          <w:color w:val="00233B"/>
+        </w:rPr>
+        <w:t>operations.</w:t>
+      </w:r>
     </w:p>
     <w:sectPr>
       <w:pgSz w:w="12240" w:h="15840"/>
@@ -5491,7 +5981,7 @@
 </file>
 
 <file path=word/endnotes.xml><?xml version="1.0" encoding="utf-8"?>
-<w:endnotes xmlns:wpc="http://schemas.microsoft.com/office/word/2010/wordprocessingCanvas" xmlns:cx="http://schemas.microsoft.com/office/drawing/2014/chartex" xmlns:cx1="http://schemas.microsoft.com/office/drawing/2015/9/8/chartex" xmlns:cx2="http://schemas.microsoft.com/office/drawing/2015/10/21/chartex" xmlns:cx3="http://schemas.microsoft.com/office/drawing/2016/5/9/chartex" xmlns:cx4="http://schemas.microsoft.com/office/drawing/2016/5/10/chartex" xmlns:cx5="http://schemas.microsoft.com/office/drawing/2016/5/11/chartex" xmlns:cx6="http://schemas.microsoft.com/office/drawing/2016/5/12/chartex" xmlns:cx7="http://schemas.microsoft.com/office/drawing/2016/5/13/chartex" xmlns:cx8="http://schemas.microsoft.com/office/drawing/2016/5/14/chartex" xmlns:mc="http://schemas.openxmlformats.org/markup-compatibility/2006" xmlns:aink="http://schemas.microsoft.com/office/drawing/2016/ink" xmlns:am3d="http://schemas.microsoft.com/office/drawing/2017/model3d" xmlns:o="urn:schemas-microsoft-com:office:office" xmlns:oel="http://schemas.microsoft.com/office/2019/extlst" xmlns:r="http://schemas.openxmlformats.org/officeDocument/2006/relationships" xmlns:m="http://schemas.openxmlformats.org/officeDocument/2006/math" xmlns:v="urn:schemas-microsoft-com:vml" xmlns:wp14="http://schemas.microsoft.com/office/word/2010/wordprocessingDrawing" xmlns:wp="http://schemas.openxmlformats.org/drawingml/2006/wordprocessingDrawing" xmlns:w10="urn:schemas-microsoft-com:office:word" xmlns:w="http://schemas.openxmlformats.org/wordprocessingml/2006/main" xmlns:w14="http://schemas.microsoft.com/office/word/2010/wordml" xmlns:w15="http://schemas.microsoft.com/office/word/2012/wordml" xmlns:w16cei="http://schemas.microsoft.com/office/word/2026/wordml/cei" xmlns:w16cex="http://schemas.microsoft.com/office/word/2018/wordml/cex" xmlns:w16cid="http://schemas.microsoft.com/office/word/2016/wordml/cid" xmlns:w16="http://schemas.microsoft.com/office/word/2018/wordml" xmlns:w16du="http://schemas.microsoft.com/office/word/2023/wordml/word16du" xmlns:w16sdtdh="http://schemas.microsoft.com/office/word/2020/wordml/sdtdatahash" xmlns:w16sdtfl="http://schemas.microsoft.com/office/word/2024/wordml/sdtformatlock" xmlns:w16se="http://schemas.microsoft.com/office/word/2015/wordml/symex" xmlns:wpg="http://schemas.microsoft.com/office/word/2010/wordprocessingGroup" xmlns:wpi="http://schemas.microsoft.com/office/word/2010/wordprocessingInk" xmlns:wne="http://schemas.microsoft.com/office/word/2006/wordml" xmlns:wps="http://schemas.microsoft.com/office/word/2010/wordprocessingShape" mc:Ignorable="w14 w15 w16se w16cid w16 w16cex w16sdtdh w16sdtfl w16du wp14">
+<w:endnotes xmlns:wpc="http://schemas.microsoft.com/office/word/2010/wordprocessingCanvas" xmlns:cx="http://schemas.microsoft.com/office/drawing/2014/chartex" xmlns:cx1="http://schemas.microsoft.com/office/drawing/2015/9/8/chartex" xmlns:cx2="http://schemas.microsoft.com/office/drawing/2015/10/21/chartex" xmlns:cx3="http://schemas.microsoft.com/office/drawing/2016/5/9/chartex" xmlns:cx4="http://schemas.microsoft.com/office/drawing/2016/5/10/chartex" xmlns:cx5="http://schemas.microsoft.com/office/drawing/2016/5/11/chartex" xmlns:cx6="http://schemas.microsoft.com/office/drawing/2016/5/12/chartex" xmlns:cx7="http://schemas.microsoft.com/office/drawing/2016/5/13/chartex" xmlns:cx8="http://schemas.microsoft.com/office/drawing/2016/5/14/chartex" xmlns:mc="http://schemas.openxmlformats.org/markup-compatibility/2006" xmlns:aink="http://schemas.microsoft.com/office/drawing/2016/ink" xmlns:am3d="http://schemas.microsoft.com/office/drawing/2017/model3d" xmlns:o="urn:schemas-microsoft-com:office:office" xmlns:oel="http://schemas.microsoft.com/office/2019/extlst" xmlns:r="http://schemas.openxmlformats.org/officeDocument/2006/relationships" xmlns:m="http://schemas.openxmlformats.org/officeDocument/2006/math" xmlns:v="urn:schemas-microsoft-com:vml" xmlns:wp14="http://schemas.microsoft.com/office/word/2010/wordprocessingDrawing" xmlns:wp="http://schemas.openxmlformats.org/drawingml/2006/wordprocessingDrawing" xmlns:w10="urn:schemas-microsoft-com:office:word" xmlns:w="http://schemas.openxmlformats.org/wordprocessingml/2006/main" xmlns:w14="http://schemas.microsoft.com/office/word/2010/wordml" xmlns:w15="http://schemas.microsoft.com/office/word/2012/wordml" xmlns:w16cex="http://schemas.microsoft.com/office/word/2018/wordml/cex" xmlns:w16cid="http://schemas.microsoft.com/office/word/2016/wordml/cid" xmlns:w16="http://schemas.microsoft.com/office/word/2018/wordml" xmlns:w16du="http://schemas.microsoft.com/office/word/2023/wordml/word16du" xmlns:w16sdtdh="http://schemas.microsoft.com/office/word/2020/wordml/sdtdatahash" xmlns:w16sdtfl="http://schemas.microsoft.com/office/word/2024/wordml/sdtformatlock" xmlns:w16se="http://schemas.microsoft.com/office/word/2015/wordml/symex" xmlns:wpg="http://schemas.microsoft.com/office/word/2010/wordprocessingGroup" xmlns:wpi="http://schemas.microsoft.com/office/word/2010/wordprocessingInk" xmlns:wne="http://schemas.microsoft.com/office/word/2006/wordml" xmlns:wps="http://schemas.microsoft.com/office/word/2010/wordprocessingShape" mc:Ignorable="w14 w15 w16se w16cid w16 w16cex w16sdtdh w16sdtfl w16du wp14">
   <w:endnote w:type="separator" w:id="-1">
     <w:p>
       <w:r>
@@ -5510,7 +6000,7 @@
 </file>
 
 <file path=word/footnotes.xml><?xml version="1.0" encoding="utf-8"?>
-<w:footnotes xmlns:wpc="http://schemas.microsoft.com/office/word/2010/wordprocessingCanvas" xmlns:cx="http://schemas.microsoft.com/office/drawing/2014/chartex" xmlns:cx1="http://schemas.microsoft.com/office/drawing/2015/9/8/chartex" xmlns:cx2="http://schemas.microsoft.com/office/drawing/2015/10/21/chartex" xmlns:cx3="http://schemas.microsoft.com/office/drawing/2016/5/9/chartex" xmlns:cx4="http://schemas.microsoft.com/office/drawing/2016/5/10/chartex" xmlns:cx5="http://schemas.microsoft.com/office/drawing/2016/5/11/chartex" xmlns:cx6="http://schemas.microsoft.com/office/drawing/2016/5/12/chartex" xmlns:cx7="http://schemas.microsoft.com/office/drawing/2016/5/13/chartex" xmlns:cx8="http://schemas.microsoft.com/office/drawing/2016/5/14/chartex" xmlns:mc="http://schemas.openxmlformats.org/markup-compatibility/2006" xmlns:aink="http://schemas.microsoft.com/office/drawing/2016/ink" xmlns:am3d="http://schemas.microsoft.com/office/drawing/2017/model3d" xmlns:o="urn:schemas-microsoft-com:office:office" xmlns:oel="http://schemas.microsoft.com/office/2019/extlst" xmlns:r="http://schemas.openxmlformats.org/officeDocument/2006/relationships" xmlns:m="http://schemas.openxmlformats.org/officeDocument/2006/math" xmlns:v="urn:schemas-microsoft-com:vml" xmlns:wp14="http://schemas.microsoft.com/office/word/2010/wordprocessingDrawing" xmlns:wp="http://schemas.openxmlformats.org/drawingml/2006/wordprocessingDrawing" xmlns:w10="urn:schemas-microsoft-com:office:word" xmlns:w="http://schemas.openxmlformats.org/wordprocessingml/2006/main" xmlns:w14="http://schemas.microsoft.com/office/word/2010/wordml" xmlns:w15="http://schemas.microsoft.com/office/word/2012/wordml" xmlns:w16cei="http://schemas.microsoft.com/office/word/2026/wordml/cei" xmlns:w16cex="http://schemas.microsoft.com/office/word/2018/wordml/cex" xmlns:w16cid="http://schemas.microsoft.com/office/word/2016/wordml/cid" xmlns:w16="http://schemas.microsoft.com/office/word/2018/wordml" xmlns:w16du="http://schemas.microsoft.com/office/word/2023/wordml/word16du" xmlns:w16sdtdh="http://schemas.microsoft.com/office/word/2020/wordml/sdtdatahash" xmlns:w16sdtfl="http://schemas.microsoft.com/office/word/2024/wordml/sdtformatlock" xmlns:w16se="http://schemas.microsoft.com/office/word/2015/wordml/symex" xmlns:wpg="http://schemas.microsoft.com/office/word/2010/wordprocessingGroup" xmlns:wpi="http://schemas.microsoft.com/office/word/2010/wordprocessingInk" xmlns:wne="http://schemas.microsoft.com/office/word/2006/wordml" xmlns:wps="http://schemas.microsoft.com/office/word/2010/wordprocessingShape" mc:Ignorable="w14 w15 w16se w16cid w16 w16cex w16sdtdh w16sdtfl w16du wp14">
+<w:footnotes xmlns:wpc="http://schemas.microsoft.com/office/word/2010/wordprocessingCanvas" xmlns:cx="http://schemas.microsoft.com/office/drawing/2014/chartex" xmlns:cx1="http://schemas.microsoft.com/office/drawing/2015/9/8/chartex" xmlns:cx2="http://schemas.microsoft.com/office/drawing/2015/10/21/chartex" xmlns:cx3="http://schemas.microsoft.com/office/drawing/2016/5/9/chartex" xmlns:cx4="http://schemas.microsoft.com/office/drawing/2016/5/10/chartex" xmlns:cx5="http://schemas.microsoft.com/office/drawing/2016/5/11/chartex" xmlns:cx6="http://schemas.microsoft.com/office/drawing/2016/5/12/chartex" xmlns:cx7="http://schemas.microsoft.com/office/drawing/2016/5/13/chartex" xmlns:cx8="http://schemas.microsoft.com/office/drawing/2016/5/14/chartex" xmlns:mc="http://schemas.openxmlformats.org/markup-compatibility/2006" xmlns:aink="http://schemas.microsoft.com/office/drawing/2016/ink" xmlns:am3d="http://schemas.microsoft.com/office/drawing/2017/model3d" xmlns:o="urn:schemas-microsoft-com:office:office" xmlns:oel="http://schemas.microsoft.com/office/2019/extlst" xmlns:r="http://schemas.openxmlformats.org/officeDocument/2006/relationships" xmlns:m="http://schemas.openxmlformats.org/officeDocument/2006/math" xmlns:v="urn:schemas-microsoft-com:vml" xmlns:wp14="http://schemas.microsoft.com/office/word/2010/wordprocessingDrawing" xmlns:wp="http://schemas.openxmlformats.org/drawingml/2006/wordprocessingDrawing" xmlns:w10="urn:schemas-microsoft-com:office:word" xmlns:w="http://schemas.openxmlformats.org/wordprocessingml/2006/main" xmlns:w14="http://schemas.microsoft.com/office/word/2010/wordml" xmlns:w15="http://schemas.microsoft.com/office/word/2012/wordml" xmlns:w16cex="http://schemas.microsoft.com/office/word/2018/wordml/cex" xmlns:w16cid="http://schemas.microsoft.com/office/word/2016/wordml/cid" xmlns:w16="http://schemas.microsoft.com/office/word/2018/wordml" xmlns:w16du="http://schemas.microsoft.com/office/word/2023/wordml/word16du" xmlns:w16sdtdh="http://schemas.microsoft.com/office/word/2020/wordml/sdtdatahash" xmlns:w16sdtfl="http://schemas.microsoft.com/office/word/2024/wordml/sdtformatlock" xmlns:w16se="http://schemas.microsoft.com/office/word/2015/wordml/symex" xmlns:wpg="http://schemas.microsoft.com/office/word/2010/wordprocessingGroup" xmlns:wpi="http://schemas.microsoft.com/office/word/2010/wordprocessingInk" xmlns:wne="http://schemas.microsoft.com/office/word/2006/wordml" xmlns:wps="http://schemas.microsoft.com/office/word/2010/wordprocessingShape" mc:Ignorable="w14 w15 w16se w16cid w16 w16cex w16sdtdh w16sdtfl w16du wp14">
   <w:footnote w:type="separator" w:id="-1">
     <w:p>
       <w:r>
@@ -5529,7 +6019,7 @@
 </file>
 
 <file path=word/header1.xml><?xml version="1.0" encoding="utf-8"?>
-<w:hdr xmlns:wpc="http://schemas.microsoft.com/office/word/2010/wordprocessingCanvas" xmlns:cx="http://schemas.microsoft.com/office/drawing/2014/chartex" xmlns:cx1="http://schemas.microsoft.com/office/drawing/2015/9/8/chartex" xmlns:cx2="http://schemas.microsoft.com/office/drawing/2015/10/21/chartex" xmlns:cx3="http://schemas.microsoft.com/office/drawing/2016/5/9/chartex" xmlns:cx4="http://schemas.microsoft.com/office/drawing/2016/5/10/chartex" xmlns:cx5="http://schemas.microsoft.com/office/drawing/2016/5/11/chartex" xmlns:cx6="http://schemas.microsoft.com/office/drawing/2016/5/12/chartex" xmlns:cx7="http://schemas.microsoft.com/office/drawing/2016/5/13/chartex" xmlns:cx8="http://schemas.microsoft.com/office/drawing/2016/5/14/chartex" xmlns:mc="http://schemas.openxmlformats.org/markup-compatibility/2006" xmlns:aink="http://schemas.microsoft.com/office/drawing/2016/ink" xmlns:am3d="http://schemas.microsoft.com/office/drawing/2017/model3d" xmlns:o="urn:schemas-microsoft-com:office:office" xmlns:oel="http://schemas.microsoft.com/office/2019/extlst" xmlns:r="http://schemas.openxmlformats.org/officeDocument/2006/relationships" xmlns:m="http://schemas.openxmlformats.org/officeDocument/2006/math" xmlns:v="urn:schemas-microsoft-com:vml" xmlns:wp14="http://schemas.microsoft.com/office/word/2010/wordprocessingDrawing" xmlns:wp="http://schemas.openxmlformats.org/drawingml/2006/wordprocessingDrawing" xmlns:w10="urn:schemas-microsoft-com:office:word" xmlns:w="http://schemas.openxmlformats.org/wordprocessingml/2006/main" xmlns:w14="http://schemas.microsoft.com/office/word/2010/wordml" xmlns:w15="http://schemas.microsoft.com/office/word/2012/wordml" xmlns:w16cei="http://schemas.microsoft.com/office/word/2026/wordml/cei" xmlns:w16cex="http://schemas.microsoft.com/office/word/2018/wordml/cex" xmlns:w16cid="http://schemas.microsoft.com/office/word/2016/wordml/cid" xmlns:w16="http://schemas.microsoft.com/office/word/2018/wordml" xmlns:w16du="http://schemas.microsoft.com/office/word/2023/wordml/word16du" xmlns:w16sdtdh="http://schemas.microsoft.com/office/word/2020/wordml/sdtdatahash" xmlns:w16sdtfl="http://schemas.microsoft.com/office/word/2024/wordml/sdtformatlock" xmlns:w16se="http://schemas.microsoft.com/office/word/2015/wordml/symex" xmlns:wpg="http://schemas.microsoft.com/office/word/2010/wordprocessingGroup" xmlns:wpi="http://schemas.microsoft.com/office/word/2010/wordprocessingInk" xmlns:wne="http://schemas.microsoft.com/office/word/2006/wordml" xmlns:wps="http://schemas.microsoft.com/office/word/2010/wordprocessingShape" mc:Ignorable="w14 w15 w16se w16cid w16 w16cex w16sdtdh w16sdtfl w16du wp14">
+<w:hdr xmlns:wpc="http://schemas.microsoft.com/office/word/2010/wordprocessingCanvas" xmlns:cx="http://schemas.microsoft.com/office/drawing/2014/chartex" xmlns:cx1="http://schemas.microsoft.com/office/drawing/2015/9/8/chartex" xmlns:cx2="http://schemas.microsoft.com/office/drawing/2015/10/21/chartex" xmlns:cx3="http://schemas.microsoft.com/office/drawing/2016/5/9/chartex" xmlns:cx4="http://schemas.microsoft.com/office/drawing/2016/5/10/chartex" xmlns:cx5="http://schemas.microsoft.com/office/drawing/2016/5/11/chartex" xmlns:cx6="http://schemas.microsoft.com/office/drawing/2016/5/12/chartex" xmlns:cx7="http://schemas.microsoft.com/office/drawing/2016/5/13/chartex" xmlns:cx8="http://schemas.microsoft.com/office/drawing/2016/5/14/chartex" xmlns:mc="http://schemas.openxmlformats.org/markup-compatibility/2006" xmlns:aink="http://schemas.microsoft.com/office/drawing/2016/ink" xmlns:am3d="http://schemas.microsoft.com/office/drawing/2017/model3d" xmlns:o="urn:schemas-microsoft-com:office:office" xmlns:oel="http://schemas.microsoft.com/office/2019/extlst" xmlns:r="http://schemas.openxmlformats.org/officeDocument/2006/relationships" xmlns:m="http://schemas.openxmlformats.org/officeDocument/2006/math" xmlns:v="urn:schemas-microsoft-com:vml" xmlns:wp14="http://schemas.microsoft.com/office/word/2010/wordprocessingDrawing" xmlns:wp="http://schemas.openxmlformats.org/drawingml/2006/wordprocessingDrawing" xmlns:w10="urn:schemas-microsoft-com:office:word" xmlns:w="http://schemas.openxmlformats.org/wordprocessingml/2006/main" xmlns:w14="http://schemas.microsoft.com/office/word/2010/wordml" xmlns:w15="http://schemas.microsoft.com/office/word/2012/wordml" xmlns:w16cex="http://schemas.microsoft.com/office/word/2018/wordml/cex" xmlns:w16cid="http://schemas.microsoft.com/office/word/2016/wordml/cid" xmlns:w16="http://schemas.microsoft.com/office/word/2018/wordml" xmlns:w16du="http://schemas.microsoft.com/office/word/2023/wordml/word16du" xmlns:w16sdtdh="http://schemas.microsoft.com/office/word/2020/wordml/sdtdatahash" xmlns:w16sdtfl="http://schemas.microsoft.com/office/word/2024/wordml/sdtformatlock" xmlns:w16se="http://schemas.microsoft.com/office/word/2015/wordml/symex" xmlns:wpg="http://schemas.microsoft.com/office/word/2010/wordprocessingGroup" xmlns:wpi="http://schemas.microsoft.com/office/word/2010/wordprocessingInk" xmlns:wne="http://schemas.microsoft.com/office/word/2006/wordml" xmlns:wps="http://schemas.microsoft.com/office/word/2010/wordprocessingShape" mc:Ignorable="w14 w15 w16se w16cid w16 w16cex w16sdtdh w16sdtfl w16du wp14">
   <w:p>
     <w:pPr>
       <w:pStyle w:val="BodyText"/>
@@ -5543,7 +6033,7 @@
       <mc:AlternateContent>
         <mc:Choice Requires="wps">
           <w:drawing>
-            <wp:anchor distT="0" distB="0" distL="0" distR="0" simplePos="0" relativeHeight="487533568" behindDoc="1" locked="0" layoutInCell="1" allowOverlap="1" wp14:anchorId="3CEBF79E" wp14:editId="3CEBF79F">
+            <wp:anchor distT="0" distB="0" distL="0" distR="0" simplePos="0" relativeHeight="487533568" behindDoc="1" locked="0" layoutInCell="1" allowOverlap="1" wp14:anchorId="29EC0252" wp14:editId="29EC0253">
               <wp:simplePos x="0" y="0"/>
               <wp:positionH relativeFrom="page">
                 <wp:posOffset>563418</wp:posOffset>
@@ -5623,7 +6113,7 @@
         </mc:Choice>
         <mc:Fallback>
           <w:pict>
-            <v:shapetype w14:anchorId="3CEBF79E" id="_x0000_t202" coordsize="21600,21600" o:spt="202" path="m,l,21600r21600,l21600,xe">
+            <v:shapetype w14:anchorId="29EC0252" id="_x0000_t202" coordsize="21600,21600" o:spt="202" path="m,l,21600r21600,l21600,xe">
               <v:stroke joinstyle="miter"/>
               <v:path gradientshapeok="t" o:connecttype="rect"/>
             </v:shapetype>
@@ -5680,7 +6170,7 @@
       <mc:AlternateContent>
         <mc:Choice Requires="wps">
           <w:drawing>
-            <wp:anchor distT="0" distB="0" distL="0" distR="0" simplePos="0" relativeHeight="487534080" behindDoc="1" locked="0" layoutInCell="1" allowOverlap="1" wp14:anchorId="3CEBF7A0" wp14:editId="3CEBF7A1">
+            <wp:anchor distT="0" distB="0" distL="0" distR="0" simplePos="0" relativeHeight="487534080" behindDoc="1" locked="0" layoutInCell="1" allowOverlap="1" wp14:anchorId="29EC0254" wp14:editId="29EC0255">
               <wp:simplePos x="0" y="0"/>
               <wp:positionH relativeFrom="page">
                 <wp:posOffset>2841751</wp:posOffset>
@@ -5746,6 +6236,7 @@
                             </w:rPr>
                             <w:t xml:space="preserve"> </w:t>
                           </w:r>
+                          <w:proofErr w:type="gramStart"/>
                           <w:r>
                             <w:rPr>
                               <w:color w:val="00233B"/>
@@ -5763,7 +6254,14 @@
                             <w:rPr>
                               <w:color w:val="00233B"/>
                             </w:rPr>
-                            <w:t>:+91</w:t>
+                            <w:t>:</w:t>
+                          </w:r>
+                          <w:proofErr w:type="gramEnd"/>
+                          <w:r>
+                            <w:rPr>
+                              <w:color w:val="00233B"/>
+                            </w:rPr>
+                            <w:t>+91</w:t>
                           </w:r>
                           <w:r>
                             <w:rPr>
@@ -5793,7 +6291,7 @@
         </mc:Choice>
         <mc:Fallback>
           <w:pict>
-            <v:shape w14:anchorId="3CEBF7A0" id="Textbox 2" o:spid="_x0000_s1027" type="#_x0000_t202" style="position:absolute;margin-left:223.75pt;margin-top:46.4pt;width:278.6pt;height:15.3pt;z-index:-15782400;visibility:visible;mso-wrap-style:square;mso-wrap-distance-left:0;mso-wrap-distance-top:0;mso-wrap-distance-right:0;mso-wrap-distance-bottom:0;mso-position-horizontal:absolute;mso-position-horizontal-relative:page;mso-position-vertical:absolute;mso-position-vertical-relative:page;v-text-anchor:top" o:gfxdata="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" filled="f" stroked="f">
+            <v:shape w14:anchorId="29EC0254" id="Textbox 2" o:spid="_x0000_s1027" type="#_x0000_t202" style="position:absolute;margin-left:223.75pt;margin-top:46.4pt;width:278.6pt;height:15.3pt;z-index:-15782400;visibility:visible;mso-wrap-style:square;mso-wrap-distance-left:0;mso-wrap-distance-top:0;mso-wrap-distance-right:0;mso-wrap-distance-bottom:0;mso-position-horizontal:absolute;mso-position-horizontal-relative:page;mso-position-vertical:absolute;mso-position-vertical-relative:page;v-text-anchor:top" o:gfxdata="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" filled="f" stroked="f">
               <v:textbox inset="0,0,0,0">
                 <w:txbxContent>
                   <w:p>
@@ -5830,6 +6328,7 @@
                       </w:rPr>
                       <w:t xml:space="preserve"> </w:t>
                     </w:r>
+                    <w:proofErr w:type="gramStart"/>
                     <w:r>
                       <w:rPr>
                         <w:color w:val="00233B"/>
@@ -5847,7 +6346,14 @@
                       <w:rPr>
                         <w:color w:val="00233B"/>
                       </w:rPr>
-                      <w:t>:+91</w:t>
+                      <w:t>:</w:t>
+                    </w:r>
+                    <w:proofErr w:type="gramEnd"/>
+                    <w:r>
+                      <w:rPr>
+                        <w:color w:val="00233B"/>
+                      </w:rPr>
+                      <w:t>+91</w:t>
                     </w:r>
                     <w:r>
                       <w:rPr>
@@ -5877,12 +6383,12 @@
 </file>
 
 <file path=word/numbering.xml><?xml version="1.0" encoding="utf-8"?>
-<w:numbering xmlns:wpc="http://schemas.microsoft.com/office/word/2010/wordprocessingCanvas" xmlns:cx="http://schemas.microsoft.com/office/drawing/2014/chartex" xmlns:cx1="http://schemas.microsoft.com/office/drawing/2015/9/8/chartex" xmlns:cx2="http://schemas.microsoft.com/office/drawing/2015/10/21/chartex" xmlns:cx3="http://schemas.microsoft.com/office/drawing/2016/5/9/chartex" xmlns:cx4="http://schemas.microsoft.com/office/drawing/2016/5/10/chartex" xmlns:cx5="http://schemas.microsoft.com/office/drawing/2016/5/11/chartex" xmlns:cx6="http://schemas.microsoft.com/office/drawing/2016/5/12/chartex" xmlns:cx7="http://schemas.microsoft.com/office/drawing/2016/5/13/chartex" xmlns:cx8="http://schemas.microsoft.com/office/drawing/2016/5/14/chartex" xmlns:mc="http://schemas.openxmlformats.org/markup-compatibility/2006" xmlns:aink="http://schemas.microsoft.com/office/drawing/2016/ink" xmlns:am3d="http://schemas.microsoft.com/office/drawing/2017/model3d" xmlns:o="urn:schemas-microsoft-com:office:office" xmlns:oel="http://schemas.microsoft.com/office/2019/extlst" xmlns:r="http://schemas.openxmlformats.org/officeDocument/2006/relationships" xmlns:m="http://schemas.openxmlformats.org/officeDocument/2006/math" xmlns:v="urn:schemas-microsoft-com:vml" xmlns:wp14="http://schemas.microsoft.com/office/word/2010/wordprocessingDrawing" xmlns:wp="http://schemas.openxmlformats.org/drawingml/2006/wordprocessingDrawing" xmlns:w10="urn:schemas-microsoft-com:office:word" xmlns:w="http://schemas.openxmlformats.org/wordprocessingml/2006/main" xmlns:w14="http://schemas.microsoft.com/office/word/2010/wordml" xmlns:w15="http://schemas.microsoft.com/office/word/2012/wordml" xmlns:w16cei="http://schemas.microsoft.com/office/word/2026/wordml/cei" xmlns:w16cex="http://schemas.microsoft.com/office/word/2018/wordml/cex" xmlns:w16cid="http://schemas.microsoft.com/office/word/2016/wordml/cid" xmlns:w16="http://schemas.microsoft.com/office/word/2018/wordml" xmlns:w16du="http://schemas.microsoft.com/office/word/2023/wordml/word16du" xmlns:w16sdtdh="http://schemas.microsoft.com/office/word/2020/wordml/sdtdatahash" xmlns:w16sdtfl="http://schemas.microsoft.com/office/word/2024/wordml/sdtformatlock" xmlns:w16se="http://schemas.microsoft.com/office/word/2015/wordml/symex" xmlns:wpg="http://schemas.microsoft.com/office/word/2010/wordprocessingGroup" xmlns:wpi="http://schemas.microsoft.com/office/word/2010/wordprocessingInk" xmlns:wne="http://schemas.microsoft.com/office/word/2006/wordml" xmlns:wps="http://schemas.microsoft.com/office/word/2010/wordprocessingShape" mc:Ignorable="w14 w15 w16se w16cid w16 w16cex w16sdtdh w16sdtfl w16du wp14">
+<w:numbering xmlns:wpc="http://schemas.microsoft.com/office/word/2010/wordprocessingCanvas" xmlns:cx="http://schemas.microsoft.com/office/drawing/2014/chartex" xmlns:cx1="http://schemas.microsoft.com/office/drawing/2015/9/8/chartex" xmlns:cx2="http://schemas.microsoft.com/office/drawing/2015/10/21/chartex" xmlns:cx3="http://schemas.microsoft.com/office/drawing/2016/5/9/chartex" xmlns:cx4="http://schemas.microsoft.com/office/drawing/2016/5/10/chartex" xmlns:cx5="http://schemas.microsoft.com/office/drawing/2016/5/11/chartex" xmlns:cx6="http://schemas.microsoft.com/office/drawing/2016/5/12/chartex" xmlns:cx7="http://schemas.microsoft.com/office/drawing/2016/5/13/chartex" xmlns:cx8="http://schemas.microsoft.com/office/drawing/2016/5/14/chartex" xmlns:mc="http://schemas.openxmlformats.org/markup-compatibility/2006" xmlns:aink="http://schemas.microsoft.com/office/drawing/2016/ink" xmlns:am3d="http://schemas.microsoft.com/office/drawing/2017/model3d" xmlns:o="urn:schemas-microsoft-com:office:office" xmlns:oel="http://schemas.microsoft.com/office/2019/extlst" xmlns:r="http://schemas.openxmlformats.org/officeDocument/2006/relationships" xmlns:m="http://schemas.openxmlformats.org/officeDocument/2006/math" xmlns:v="urn:schemas-microsoft-com:vml" xmlns:wp14="http://schemas.microsoft.com/office/word/2010/wordprocessingDrawing" xmlns:wp="http://schemas.openxmlformats.org/drawingml/2006/wordprocessingDrawing" xmlns:w10="urn:schemas-microsoft-com:office:word" xmlns:w="http://schemas.openxmlformats.org/wordprocessingml/2006/main" xmlns:w14="http://schemas.microsoft.com/office/word/2010/wordml" xmlns:w15="http://schemas.microsoft.com/office/word/2012/wordml" xmlns:w16cex="http://schemas.microsoft.com/office/word/2018/wordml/cex" xmlns:w16cid="http://schemas.microsoft.com/office/word/2016/wordml/cid" xmlns:w16="http://schemas.microsoft.com/office/word/2018/wordml" xmlns:w16du="http://schemas.microsoft.com/office/word/2023/wordml/word16du" xmlns:w16sdtdh="http://schemas.microsoft.com/office/word/2020/wordml/sdtdatahash" xmlns:w16sdtfl="http://schemas.microsoft.com/office/word/2024/wordml/sdtformatlock" xmlns:w16se="http://schemas.microsoft.com/office/word/2015/wordml/symex" xmlns:wpg="http://schemas.microsoft.com/office/word/2010/wordprocessingGroup" xmlns:wpi="http://schemas.microsoft.com/office/word/2010/wordprocessingInk" xmlns:wne="http://schemas.microsoft.com/office/word/2006/wordml" xmlns:wps="http://schemas.microsoft.com/office/word/2010/wordprocessingShape" mc:Ignorable="w14 w15 w16se w16cid w16 w16cex w16sdtdh w16sdtfl w16du wp14">
   <w:abstractNum w:abstractNumId="0" w15:restartNumberingAfterBreak="0">
-    <w:nsid w:val="437C3820"/>
+    <w:nsid w:val="5E17564F"/>
     <w:multiLevelType w:val="hybridMultilevel"/>
-    <w:tmpl w:val="CF021E72"/>
-    <w:lvl w:ilvl="0" w:tplc="7A7A3D38">
+    <w:tmpl w:val="CF604F94"/>
+    <w:lvl w:ilvl="0" w:tplc="453ECA7A">
       <w:numFmt w:val="bullet"/>
       <w:lvlText w:val=""/>
       <w:lvlJc w:val="left"/>
@@ -5903,7 +6409,7 @@
         <w:lang w:val="en-US" w:eastAsia="en-US" w:bidi="ar-SA"/>
       </w:rPr>
     </w:lvl>
-    <w:lvl w:ilvl="1" w:tplc="0DDE6B96">
+    <w:lvl w:ilvl="1" w:tplc="3C88AE22">
       <w:numFmt w:val="bullet"/>
       <w:lvlText w:val="•"/>
       <w:lvlJc w:val="left"/>
@@ -5915,7 +6421,7 @@
         <w:lang w:val="en-US" w:eastAsia="en-US" w:bidi="ar-SA"/>
       </w:rPr>
     </w:lvl>
-    <w:lvl w:ilvl="2" w:tplc="E7D6B46E">
+    <w:lvl w:ilvl="2" w:tplc="FD38F1D2">
       <w:numFmt w:val="bullet"/>
       <w:lvlText w:val="•"/>
       <w:lvlJc w:val="left"/>
@@ -5927,7 +6433,7 @@
         <w:lang w:val="en-US" w:eastAsia="en-US" w:bidi="ar-SA"/>
       </w:rPr>
     </w:lvl>
-    <w:lvl w:ilvl="3" w:tplc="5F603918">
+    <w:lvl w:ilvl="3" w:tplc="B3C63910">
       <w:numFmt w:val="bullet"/>
       <w:lvlText w:val="•"/>
       <w:lvlJc w:val="left"/>
@@ -5939,7 +6445,7 @@
         <w:lang w:val="en-US" w:eastAsia="en-US" w:bidi="ar-SA"/>
       </w:rPr>
     </w:lvl>
-    <w:lvl w:ilvl="4" w:tplc="E13C589A">
+    <w:lvl w:ilvl="4" w:tplc="7382B0FC">
       <w:numFmt w:val="bullet"/>
       <w:lvlText w:val="•"/>
       <w:lvlJc w:val="left"/>
@@ -5951,7 +6457,7 @@
         <w:lang w:val="en-US" w:eastAsia="en-US" w:bidi="ar-SA"/>
       </w:rPr>
     </w:lvl>
-    <w:lvl w:ilvl="5" w:tplc="A614C68C">
+    <w:lvl w:ilvl="5" w:tplc="4A007A16">
       <w:numFmt w:val="bullet"/>
       <w:lvlText w:val="•"/>
       <w:lvlJc w:val="left"/>
@@ -5963,7 +6469,7 @@
         <w:lang w:val="en-US" w:eastAsia="en-US" w:bidi="ar-SA"/>
       </w:rPr>
     </w:lvl>
-    <w:lvl w:ilvl="6" w:tplc="686A40A2">
+    <w:lvl w:ilvl="6" w:tplc="27346A20">
       <w:numFmt w:val="bullet"/>
       <w:lvlText w:val="•"/>
       <w:lvlJc w:val="left"/>
@@ -5975,7 +6481,7 @@
         <w:lang w:val="en-US" w:eastAsia="en-US" w:bidi="ar-SA"/>
       </w:rPr>
     </w:lvl>
-    <w:lvl w:ilvl="7" w:tplc="019892BA">
+    <w:lvl w:ilvl="7" w:tplc="DFEE2C48">
       <w:numFmt w:val="bullet"/>
       <w:lvlText w:val="•"/>
       <w:lvlJc w:val="left"/>
@@ -5987,7 +6493,7 @@
         <w:lang w:val="en-US" w:eastAsia="en-US" w:bidi="ar-SA"/>
       </w:rPr>
     </w:lvl>
-    <w:lvl w:ilvl="8" w:tplc="5922040A">
+    <w:lvl w:ilvl="8" w:tplc="2E864734">
       <w:numFmt w:val="bullet"/>
       <w:lvlText w:val="•"/>
       <w:lvlJc w:val="left"/>
@@ -6000,7 +6506,7 @@
       </w:rPr>
     </w:lvl>
   </w:abstractNum>
-  <w:num w:numId="1" w16cid:durableId="60444973">
+  <w:num w:numId="1" w16cid:durableId="1438988871">
     <w:abstractNumId w:val="0"/>
   </w:num>
 </w:numbering>
@@ -6442,7 +6948,6 @@
   <w:style w:type="character" w:default="1" w:styleId="DefaultParagraphFont">
     <w:name w:val="Default Paragraph Font"/>
     <w:uiPriority w:val="1"/>
-    <w:semiHidden/>
     <w:unhideWhenUsed/>
   </w:style>
   <w:style w:type="table" w:default="1" w:styleId="TableNormal">
@@ -6779,16 +7284,4 @@
   <a:objectDefaults/>
   <a:extraClrSchemeLst/>
 </a:theme>
-</file>
-
-<file path=customXml/item1.xml><?xml version="1.0" encoding="utf-8"?>
-<b:Sources xmlns:b="http://schemas.openxmlformats.org/officeDocument/2006/bibliography" xmlns="http://schemas.openxmlformats.org/officeDocument/2006/bibliography" SelectedStyle="\APASixthEditionOfficeOnline.xsl" StyleName="APA" Version="6"/>
-</file>
-
-<file path=customXml/itemProps1.xml><?xml version="1.0" encoding="utf-8"?>
-<ds:datastoreItem xmlns:ds="http://schemas.openxmlformats.org/officeDocument/2006/customXml" ds:itemID="{A17684CA-F94A-4750-85FB-6702204085E0}">
-  <ds:schemaRefs>
-    <ds:schemaRef ds:uri="http://schemas.openxmlformats.org/officeDocument/2006/bibliography"/>
-  </ds:schemaRefs>
-</ds:datastoreItem>
 </file>